--- a/src/main/resources/template/2.1.docx
+++ b/src/main/resources/template/2.1.docx
@@ -211,7 +211,30 @@
         <w:rPr>
           <w:sz w:val="24"/>
         </w:rPr>
-        <w:t>. (108 часов), их распределение</w:t>
+        <w:t xml:space="preserve">. </w:t>
+      </w:r>
+      <w:r>
+        <w:rPr>
+          <w:sz w:val="24"/>
+        </w:rPr>
+        <w:t>(</w:t>
+      </w:r>
+      <w:r>
+        <w:t>${</w:t>
+      </w:r>
+      <w:proofErr w:type="spellStart"/>
+      <w:r>
+        <w:t>totalWorkloadHours</w:t>
+      </w:r>
+      <w:proofErr w:type="spellEnd"/>
+      <w:r>
+        <w:t>}</w:t>
+      </w:r>
+      <w:r>
+        <w:rPr>
+          <w:sz w:val="24"/>
+        </w:rPr>
+        <w:t xml:space="preserve"> часов), их распределение</w:t>
       </w:r>
       <w:r>
         <w:rPr>
@@ -1745,7 +1768,7 @@
               <w:rPr>
                 <w:b/>
               </w:rPr>
-              <w:t>control</w:t>
+              <w:t>formIntermediateCertificationFirst</w:t>
             </w:r>
             <w:proofErr w:type="spellEnd"/>
             <w:r>
@@ -1780,7 +1803,7 @@
               <w:rPr>
                 <w:b/>
               </w:rPr>
-              <w:t>control</w:t>
+              <w:t>formIntermediateCertificationSecond</w:t>
             </w:r>
             <w:proofErr w:type="spellEnd"/>
             <w:r>
@@ -4329,6 +4352,32 @@
       <w:shd w:val="clear" w:color="auto" w:fill="E1DFDD"/>
     </w:rPr>
   </w:style>
+  <w:style w:type="paragraph" w:styleId="HTML">
+    <w:name w:val="HTML Preformatted"/>
+    <w:basedOn w:val="a"/>
+    <w:link w:val="HTML0"/>
+    <w:uiPriority w:val="99"/>
+    <w:semiHidden/>
+    <w:unhideWhenUsed/>
+    <w:rsid w:val="00567AB6"/>
+    <w:rPr>
+      <w:rFonts w:ascii="Consolas" w:hAnsi="Consolas"/>
+      <w:sz w:val="20"/>
+      <w:szCs w:val="20"/>
+    </w:rPr>
+  </w:style>
+  <w:style w:type="character" w:customStyle="1" w:styleId="HTML0">
+    <w:name w:val="Стандартный HTML Знак"/>
+    <w:basedOn w:val="a0"/>
+    <w:link w:val="HTML"/>
+    <w:uiPriority w:val="99"/>
+    <w:semiHidden/>
+    <w:rsid w:val="00567AB6"/>
+    <w:rPr>
+      <w:rFonts w:ascii="Consolas" w:eastAsia="Times New Roman" w:hAnsi="Consolas" w:cs="Times New Roman"/>
+      <w:lang w:eastAsia="en-US"/>
+    </w:rPr>
+  </w:style>
 </w:styles>
 </file>
 
